--- a/flow/20230914_vu_template/drafts/2024-10-u/11-ПТ-Филипа-Теофана.docx
+++ b/flow/20230914_vu_template/drafts/2024-10-u/11-ПТ-Филипа-Теофана.docx
@@ -2864,7 +2864,7 @@
           <w:szCs w:val="24"/>
           <w:rtl w:val="0"/>
         </w:rPr>
-        <w:t xml:space="preserve">Виходить чоловік до свого діла,* і до своєї праці аж до вечора.</w:t>
+        <w:t>Виходить людина до свого діла,* і до своєї праці аж до вечора.</w:t>
       </w:r>
     </w:p>
     <w:p>
@@ -16284,7 +16284,7 @@
           <w:szCs w:val="24"/>
           <w:rtl w:val="0"/>
         </w:rPr>
-        <w:t xml:space="preserve">Мене залічено до тих, що сходять у яму.* Я став як чоловік, що допомоги не має.</w:t>
+        <w:t>Мене залічено до тих, що сходять у яму.* Я став як людина, що допомоги не має.</w:t>
       </w:r>
     </w:p>
     <w:p>
@@ -17762,7 +17762,7 @@
           <w:szCs w:val="24"/>
           <w:rtl w:val="0"/>
         </w:rPr>
-        <w:t xml:space="preserve"> Господи, Боже наш! Ти за покаяння дарував людям відпущення, нам же, як образ пізнання і визнання гріхів, показав покаяння і прощення пророка Давида. Тож, Владико, помилуй з великої милости твоєї нас, що в чимало великих гріхів впали, і по багатстві ласк твоїх очисти беззаконня наші, бо перед тобою згрішили ми, Господи, що невідомі й таємні речі серця людського знаєш, і єдиний ти маєш владу прощати гріхи. Серце ж чисте вчини в нас і Духом владичним утверди нас, і радість спасіння твого яви нам. Не відкинь нас від лиця твого, але дозволь, як Благий і Людинолюбний, аж до останнього нашого віддиху появляти тобі жертву справедливости й приноси на святих твоїх жертовниках, милістю і ласками і людинолюбʼям єдинородного Сина твого, з яким ти є благословенний з пресвятим, добрим і животворчим твоїм Духом, нині й повсякчас, і на віки віків. Амінь.</w:t>
+        <w:t xml:space="preserve"> Господи, Боже наш! Ти за покаяння дарував людям відпущення, нам же, як образ пізнання і визнання гріхів, показав покаяння і прощення пророка Давида. Тож, Владико, помилуй з великої милости твоєї нас, що в чимало великих гріхів впали, і по багатстві ласк твоїх очисти беззаконня наші, бо перед тобою згрішили ми, Господи, що невідомі й таємні речі серця людського знаєш, і єдиний ти маєш владу прощати гріхи. Серце ж чисте вчини в нас і Духом владичним утверди нас, і радість спасіння твого яви нам. Не відкинь нас від лиця твого, але дозволь, як Благий і людинолюбний, аж до останнього нашого віддиху появляти тобі жертву справедливости й приноси на святих твоїх жертовниках, милістю і ласками і людинолюбʼям єдинородного Сина твого, з яким ти є благословенний з пресвятим, добрим і животворчим твоїм Духом, нині й повсякчас, і на віки віків. Амінь.</w:t>
       </w:r>
     </w:p>
     <w:p>
@@ -21772,7 +21772,7 @@
           <w:szCs w:val="24"/>
           <w:rtl w:val="0"/>
         </w:rPr>
-        <w:t xml:space="preserve"> Зранку молюся Тобі, що заради милосердя принизив Себе, не змінившись, і до страждань безстрасно схилився; Слове Божий, мир подай мені впалому, Чоловіколюбче.</w:t>
+        <w:t xml:space="preserve"> Зранку молюся Тобі, що заради милосердя принизив Себе, не змінившись, і до страждань безстрасно схилився; Слове Божий, мир подай мені впалому, Людинолюбче.</w:t>
       </w:r>
     </w:p>
     <w:p>
@@ -22108,7 +22108,7 @@
           <w:szCs w:val="24"/>
           <w:rtl w:val="0"/>
         </w:rPr>
-        <w:t xml:space="preserve">Тих, що відсторонилися в давнині через оману чоловіковбивці ворога від первозданної божественної райської їжі, Ти, єдина Богородице, знову ввела в рай, народивши Спаса Господа, який перетерпів розп’яття і погребіння Божественною владою.</w:t>
+        <w:t>Тих, що відсторонилися в давнині через оману людинаовбивці ворога від первозданної божественної райської їжі, Ти, єдина Богородице, знову ввела в рай, народивши Спаса Господа, який перетерпів розп’яття і погребіння Божественною владою.</w:t>
       </w:r>
     </w:p>
     <w:p>
@@ -26115,7 +26115,7 @@
           <w:szCs w:val="24"/>
           <w:rtl w:val="0"/>
         </w:rPr>
-        <w:t xml:space="preserve">У хресті моя надія, Христе.* Ним я хвалюся і кличу:* Людинолюбний Господи, подолай гординю тих,* що не визнають у тобі Бога й людину.</w:t>
+        <w:t>У хресті моя надія, Христе.* Ним я хвалюся і кличу:* людинолюбний Господи, подолай гординю тих,* що не визнають у тобі Бога й людину.</w:t>
       </w:r>
     </w:p>
     <w:p>

--- a/flow/20230914_vu_template/drafts/2024-10-u/11-ПТ-Филипа-Теофана.docx
+++ b/flow/20230914_vu_template/drafts/2024-10-u/11-ПТ-Филипа-Теофана.docx
@@ -22108,7 +22108,7 @@
           <w:szCs w:val="24"/>
           <w:rtl w:val="0"/>
         </w:rPr>
-        <w:t>Тих, що відсторонилися в давнині через оману людинаовбивці ворога від первозданної божественної райської їжі, Ти, єдина Богородице, знову ввела в рай, народивши Спаса Господа, який перетерпів розп’яття і погребіння Божественною владою.</w:t>
+        <w:t>Тих, що відсторонилися в давнині через оману людиновбивці ворога від первозданної божественної райської їжі, Ти, єдина Богородице, знову ввела в рай, народивши Спаса Господа, який перетерпів розп’яття і погребіння Божественною владою.</w:t>
       </w:r>
     </w:p>
     <w:p>
